--- a/EJR_投稿操作单.docx
+++ b/EJR_投稿操作单.docx
@@ -79,16 +79,7 @@
         <w:spacing w:after="160"/>
       </w:pPr>
       <w:r>
-        <w:t>• 标题页：题目、全体作者姓名（名在前姓在后）、用小写上标字母 a、b 对应的单位（含完整通信地址和国家）、通讯作者的完整地址和邮箱、致谢 ✓。伦理批准</w:t>
-      </w:r>
-      <w:r>
-        <w:rPr>
-          <w:b/>
-        </w:rPr>
-        <w:t>日期还缺，见第五节</w:t>
-      </w:r>
-      <w:r>
-        <w:t xml:space="preserve"> ✗</w:t>
+        <w:t>• 标题页：题目、全体作者姓名（名在前姓在后）、用小写上标字母 a、b 对应的单位（含完整通信地址和国家）、通讯作者的完整地址和邮箱、致谢 ✓</w:t>
       </w:r>
     </w:p>
     <w:p>
@@ -177,7 +168,7 @@
         <w:spacing w:after="160"/>
       </w:pPr>
       <w:r>
-        <w:t>• 伦理（须知第 8–9 页）：人体研究要写明伦理批准、遵循的准则、知情同意情况，并含批准日期和编号。完整声明在标题页，匿名正文和 Declarations 文件里只写批准和豁免知情同意 ✓（日期待填）</w:t>
+        <w:t>• 伦理（须知第 8–9 页）：人体研究要写明伦理批准、遵循的准则、知情同意情况，须知还写“声明应含批准日期和编号”。按你的决定，声明里只写编号 2026R018-E01、不写批准日期。完整声明在标题页，匿名正文和 Declarations 文件里只写批准和豁免知情同意 ✓</w:t>
       </w:r>
     </w:p>
     <w:p>
@@ -399,9 +390,6 @@
           <w:rFonts w:ascii="Courier New" w:hAnsi="Courier New"/>
         </w:rPr>
         <w:t>EJR_2_TitlePage.docx</w:t>
-      </w:r>
-      <w:r>
-        <w:t>（先把里面的 [APPROVAL DATE] 换成伦理批准日期，见第五节）</w:t>
       </w:r>
     </w:p>
     <w:p>
@@ -893,21 +881,7 @@
         <w:rPr>
           <w:b/>
         </w:rPr>
-        <w:t>1. 伦理批准日期。</w:t>
-      </w:r>
-      <w:r>
-        <w:t xml:space="preserve"> EJR 须知要求伦理声明含批准日期和编号。标题页里写的是 [APPROVAL DATE]，请把批准日期发给我，或者上传前自己在标题页里改（编号 2026R018-E01 已写）。</w:t>
-      </w:r>
-    </w:p>
-    <w:p>
-      <w:pPr>
-        <w:spacing w:after="160"/>
-      </w:pPr>
-      <w:r>
-        <w:rPr>
-          <w:b/>
-        </w:rPr>
-        <w:t>2. CRediT 角色分配。</w:t>
+        <w:t>1. CRediT 角色分配。</w:t>
       </w:r>
       <w:r>
         <w:t xml:space="preserve"> 我按你们原来的贡献说明对应成 CRediT 角色：Jun Shu 与 Jun Yang 的构思和设计对应 Conceptualization、Methodology；数据采集对应 Investigation 和 Data curation；复核锚定手术、检查时间和盲法裁定对应 Validation；分析由 Jun Shu 和 Hongqiang Bian 做（Formal analysis）；起草 Jun Shu（Writing – original draft）；全体作者审稿修改（Writing – review &amp; editing）；Jun Yang 指导（Supervision）。没有写 Software、Visualization、Project administration、Resources，因为原说明没提；若有，请告诉我。</w:t>
@@ -921,7 +895,7 @@
         <w:rPr>
           <w:b/>
         </w:rPr>
-        <w:t>3. 致谢里三位同事是否同意。</w:t>
+        <w:t>2. 致谢里三位同事是否同意。</w:t>
       </w:r>
       <w:r>
         <w:t xml:space="preserve"> 标题页致谢点名了 Guanghua Zhang、Hongxi Guo、Haibin Wang，请确认他们同意被列入。</w:t>
@@ -935,7 +909,7 @@
         <w:rPr>
           <w:b/>
         </w:rPr>
-        <w:t>4. 字数口径。</w:t>
+        <w:t>3. 字数口径。</w:t>
       </w:r>
       <w:r>
         <w:t xml:space="preserve"> 须知写“研究论文不超过 4,000 词，含摘要、图例，参考文献最多 40 条”。若参考文献文字也算在内，本稿是：正文 2,977 + 摘要 249 + 图例 247 = 3,473 词；加参考文献 851 词（含 DOI 链接）= 4,324 词，超出约 320 词。若只算前三项则没有超出。我不确定 EJR 怎么算，也没有为此删稿。若你想按最严口径，我可以删约 350 词，但要动正文，需要你同意。</w:t>
@@ -949,7 +923,7 @@
         <w:rPr>
           <w:b/>
         </w:rPr>
-        <w:t>5. 声明文件里的 AI 一句。</w:t>
+        <w:t>4. 声明文件里的 AI 一句。</w:t>
       </w:r>
       <w:r>
         <w:t xml:space="preserve"> “No figure was created or altered with a generative AI tool; the figures were produced by analysis code from the study data.”这一句是我加的，依据是全部图都由 matplotlib 代码出图，请你们确认无误。</w:t>

--- a/EJR_投稿操作单.docx
+++ b/EJR_投稿操作单.docx
@@ -168,7 +168,7 @@
         <w:spacing w:after="160"/>
       </w:pPr>
       <w:r>
-        <w:t>• 伦理（须知第 8–9 页）：人体研究要写明伦理批准、遵循的准则、知情同意情况，须知还写“声明应含批准日期和编号”。按你的决定，声明里只写编号 2026R018-E01、不写批准日期。完整声明在标题页，匿名正文和 Declarations 文件里只写批准和豁免知情同意 ✓</w:t>
+        <w:t>• 伦理（须知第 8–9 页）：人体研究要写明伦理批准、遵循的准则、知情同意情况，并含批准日期和编号。标题页写了批准机构、日期（2026 年 2 月 9 日）和编号 2026R018-E01；匿名正文和 Declarations 文件里只写批准和豁免知情同意，日期和编号指向标题页 ✓</w:t>
       </w:r>
     </w:p>
     <w:p>

--- a/EJR_投稿操作单.docx
+++ b/EJR_投稿操作单.docx
@@ -71,7 +71,7 @@
         <w:spacing w:after="160"/>
       </w:pPr>
       <w:r>
-        <w:t>• 双匿名审稿（须知第 11 页）：标题页（含作者信息、致谢、通讯作者地址）和匿名正文分成两个文件。正文和全部补充材料没有作者姓名、单位、致谢、医院名称、伦理批准号 ✓</w:t>
+        <w:t>• 双匿名审稿（须知第 11 页）：标题页（含作者信息、通讯作者地址）和匿名正文分成两个文件。正文和全部补充材料没有作者姓名、单位、医院名称、伦理批准号 ✓</w:t>
       </w:r>
     </w:p>
     <w:p>
@@ -79,7 +79,7 @@
         <w:spacing w:after="160"/>
       </w:pPr>
       <w:r>
-        <w:t>• 标题页：题目、全体作者姓名（名在前姓在后）、用小写上标字母 a、b 对应的单位（含完整通信地址和国家）、通讯作者的完整地址和邮箱、致谢 ✓</w:t>
+        <w:t>• 标题页：题目、全体作者姓名（名在前姓在后）、用小写上标字母 a、b 对应的单位（含完整通信地址和国家）、通讯作者的完整地址和邮箱 ✓。没有致谢（三位同事不同意被点名，EJR 不要求致谢）</w:t>
       </w:r>
     </w:p>
     <w:p>
@@ -192,7 +192,7 @@
         <w:spacing w:after="160"/>
       </w:pPr>
       <w:r>
-        <w:t>• 作者贡献 CRediT（须知第 15–16 页）：单独的作者声明文件，名在前，后面接 CRediT 角色 ✓（角色分配由我按原贡献说明对应，请你确认，见第五节）</w:t>
+        <w:t>• 作者贡献 CRediT（须知第 15–16 页）：单独的作者声明文件，名在前，后面接 CRediT 角色 ✓（角色分配已由你确认）</w:t>
       </w:r>
     </w:p>
     <w:p>
@@ -881,52 +881,10 @@
         <w:rPr>
           <w:b/>
         </w:rPr>
-        <w:t>1. CRediT 角色分配。</w:t>
-      </w:r>
-      <w:r>
-        <w:t xml:space="preserve"> 我按你们原来的贡献说明对应成 CRediT 角色：Jun Shu 与 Jun Yang 的构思和设计对应 Conceptualization、Methodology；数据采集对应 Investigation 和 Data curation；复核锚定手术、检查时间和盲法裁定对应 Validation；分析由 Jun Shu 和 Hongqiang Bian 做（Formal analysis）；起草 Jun Shu（Writing – original draft）；全体作者审稿修改（Writing – review &amp; editing）；Jun Yang 指导（Supervision）。没有写 Software、Visualization、Project administration、Resources，因为原说明没提；若有，请告诉我。</w:t>
-      </w:r>
-    </w:p>
-    <w:p>
-      <w:pPr>
-        <w:spacing w:after="160"/>
-      </w:pPr>
-      <w:r>
-        <w:rPr>
-          <w:b/>
-        </w:rPr>
-        <w:t>2. 致谢里三位同事是否同意。</w:t>
-      </w:r>
-      <w:r>
-        <w:t xml:space="preserve"> 标题页致谢点名了 Guanghua Zhang、Hongxi Guo、Haibin Wang，请确认他们同意被列入。</w:t>
-      </w:r>
-    </w:p>
-    <w:p>
-      <w:pPr>
-        <w:spacing w:after="160"/>
-      </w:pPr>
-      <w:r>
-        <w:rPr>
-          <w:b/>
-        </w:rPr>
-        <w:t>3. 字数口径。</w:t>
+        <w:t>1. 字数口径。</w:t>
       </w:r>
       <w:r>
         <w:t xml:space="preserve"> 须知写“研究论文不超过 4,000 词，含摘要、图例，参考文献最多 40 条”。若参考文献文字也算在内，本稿是：正文 2,977 + 摘要 249 + 图例 247 = 3,473 词；加参考文献 851 词（含 DOI 链接）= 4,324 词，超出约 320 词。若只算前三项则没有超出。我不确定 EJR 怎么算，也没有为此删稿。若你想按最严口径，我可以删约 350 词，但要动正文，需要你同意。</w:t>
-      </w:r>
-    </w:p>
-    <w:p>
-      <w:pPr>
-        <w:spacing w:after="160"/>
-      </w:pPr>
-      <w:r>
-        <w:rPr>
-          <w:b/>
-        </w:rPr>
-        <w:t>4. 声明文件里的 AI 一句。</w:t>
-      </w:r>
-      <w:r>
-        <w:t xml:space="preserve"> “No figure was created or altered with a generative AI tool; the figures were produced by analysis code from the study data.”这一句是我加的，依据是全部图都由 matplotlib 代码出图，请你们确认无误。</w:t>
       </w:r>
     </w:p>
     <w:p>

--- a/EJR_投稿操作单.docx
+++ b/EJR_投稿操作单.docx
@@ -296,7 +296,15 @@
         <w:spacing w:after="160"/>
       </w:pPr>
       <w:r>
-        <w:t>9. 投稿信改为写给 EJR 编辑，说明与期刊宗旨的关系和转投经过。文件名从 JACR_ 改为 EJR_，文件属性仍然清空。</w:t>
+        <w:t>9. 作者名单改为 10 位，顺序与标题页一致：Jun Shu、Guanghua Zhang、Fei Peng、Kai Zheng、Hongxi Guo、Haiyan Lei、Haibin Wang、Zhengliang Meng、Hongqiang Bian、Jun Yang（通讯作者）。Guanghua Zhang、Hongxi Guo、Haibin Wang 原先在致谢里，现在改列作者，标题页、投稿信（“All ten authors”和署名）、CRediT 声明都已同步。</w:t>
+      </w:r>
+    </w:p>
+    <w:p>
+      <w:pPr>
+        <w:spacing w:after="160"/>
+      </w:pPr>
+      <w:r>
+        <w:t>10. 投稿信改为写给 EJR 编辑，说明与期刊宗旨的关系和转投经过。文件名从 JACR_ 改为 EJR_，文件属性仍然清空。</w:t>
       </w:r>
     </w:p>
     <w:p>
@@ -366,7 +374,16 @@
         <w:t>Declaration of competing interests</w:t>
       </w:r>
       <w:r>
-        <w:t xml:space="preserve"> → 用 Elsevier declarations tool 生成的 Word 文件。和 JACR 时一样，选 “I have nothing to declare”。若手头还有 JACR 时生成的那份，看内容是否通用（只含作者名单和“无利益冲突”），可以重用；不确定就重新生成，两分钟的事</w:t>
+        <w:t xml:space="preserve"> → 用 Elsevier declarations tool 生成的 Word 文件。和 JACR 时一样，选 “I have nothing to declare”。作者名单要写全 10 位。JACR 时生成的那份只有 7 位，</w:t>
+      </w:r>
+      <w:r>
+        <w:rPr>
+          <w:b/>
+        </w:rPr>
+        <w:t>不能重用</w:t>
+      </w:r>
+      <w:r>
+        <w:t>，要重新生成</w:t>
       </w:r>
     </w:p>
     <w:p>
@@ -774,6 +791,111 @@
         <w:rPr>
           <w:b/>
         </w:rPr>
+        <w:t>Authors</w:t>
+      </w:r>
+      <w:r>
+        <w:t>（在 “Edit submission” 里逐位核对，顺序和标题页一致；转投带过来的是 7 位，要加 3 位）：</w:t>
+      </w:r>
+    </w:p>
+    <w:p>
+      <w:pPr>
+        <w:spacing w:after="160"/>
+      </w:pPr>
+      <w:r>
+        <w:t xml:space="preserve">    1. Jun Shu —— 单位 a</w:t>
+      </w:r>
+    </w:p>
+    <w:p>
+      <w:pPr>
+        <w:spacing w:after="160"/>
+      </w:pPr>
+      <w:r>
+        <w:t xml:space="preserve">    2. Guanghua Zhang —— 单位 a（新增）</w:t>
+      </w:r>
+    </w:p>
+    <w:p>
+      <w:pPr>
+        <w:spacing w:after="160"/>
+      </w:pPr>
+      <w:r>
+        <w:t xml:space="preserve">    3. Fei Peng —— 单位 a</w:t>
+      </w:r>
+    </w:p>
+    <w:p>
+      <w:pPr>
+        <w:spacing w:after="160"/>
+      </w:pPr>
+      <w:r>
+        <w:t xml:space="preserve">    4. Kai Zheng —— 单位 a</w:t>
+      </w:r>
+    </w:p>
+    <w:p>
+      <w:pPr>
+        <w:spacing w:after="160"/>
+      </w:pPr>
+      <w:r>
+        <w:t xml:space="preserve">    5. Hongxi Guo —— 单位 a（新增）</w:t>
+      </w:r>
+    </w:p>
+    <w:p>
+      <w:pPr>
+        <w:spacing w:after="160"/>
+      </w:pPr>
+      <w:r>
+        <w:t xml:space="preserve">    6. Haiyan Lei —— 单位 a</w:t>
+      </w:r>
+    </w:p>
+    <w:p>
+      <w:pPr>
+        <w:spacing w:after="160"/>
+      </w:pPr>
+      <w:r>
+        <w:t xml:space="preserve">    7. Haibin Wang —— 单位 a（新增）</w:t>
+      </w:r>
+    </w:p>
+    <w:p>
+      <w:pPr>
+        <w:spacing w:after="160"/>
+      </w:pPr>
+      <w:r>
+        <w:t xml:space="preserve">    8. Zhengliang Meng —— 单位 b</w:t>
+      </w:r>
+    </w:p>
+    <w:p>
+      <w:pPr>
+        <w:spacing w:after="160"/>
+      </w:pPr>
+      <w:r>
+        <w:t xml:space="preserve">    9. Hongqiang Bian —— 单位 a</w:t>
+      </w:r>
+    </w:p>
+    <w:p>
+      <w:pPr>
+        <w:spacing w:after="160"/>
+      </w:pPr>
+      <w:r>
+        <w:t xml:space="preserve">    10. Jun Yang —— 单位 a，通讯作者</w:t>
+      </w:r>
+    </w:p>
+    <w:p>
+      <w:pPr>
+        <w:spacing w:after="160"/>
+      </w:pPr>
+      <w:r>
+        <w:t xml:space="preserve">    单位 a：Department of General Surgery；单位 b：Department of Ultrasound Imaging；均为 Wuhan Children's Hospital (Wuhan Maternal and Child Healthcare Hospital), Tongji Medical College, Huazhong University of Science and Technology, 100 Hong Kong Road, Jiang'an District, Wuhan 430016, Hubei Province, China。系统一般要每位作者的邮箱，新增三位的邮箱要先备好。</w:t>
+      </w:r>
+    </w:p>
+    <w:p>
+      <w:pPr>
+        <w:spacing w:after="160"/>
+      </w:pPr>
+      <w:r>
+        <w:t xml:space="preserve">• </w:t>
+      </w:r>
+      <w:r>
+        <w:rPr>
+          <w:b/>
+        </w:rPr>
         <w:t>Funding</w:t>
       </w:r>
       <w:r>
@@ -881,7 +1003,49 @@
         <w:rPr>
           <w:b/>
         </w:rPr>
-        <w:t>1. 字数口径。</w:t>
+        <w:t>1. 三位新增作者要符合作者标准。</w:t>
+      </w:r>
+      <w:r>
+        <w:t xml:space="preserve"> 须知第 3 页要求每位作者同时做到：对研究的构思设计、数据采集或分析解释有实质性贡献；起草或修改稿件的重要内容；最终批准要投稿的版本；对工作的各方面负责。三位原先只写了“参与临床和手术数据采集”，请他们审阅稿件、同意最终版并能对内容负责，再投稿。投稿信里写的是 “All ten authors have approved the submission”，要确保这是事实。</w:t>
+      </w:r>
+    </w:p>
+    <w:p>
+      <w:pPr>
+        <w:spacing w:after="160"/>
+      </w:pPr>
+      <w:r>
+        <w:rPr>
+          <w:b/>
+        </w:rPr>
+        <w:t>2. 三位新增作者的 CRediT 角色。</w:t>
+      </w:r>
+      <w:r>
+        <w:t xml:space="preserve"> 我只按原来的致谢内容（参与临床和手术数据采集）给了 Investigation、Data curation 和 Writing – review &amp; editing（作者标准要求参与修改稿件），请他们确认；有别的贡献，告诉我改。</w:t>
+      </w:r>
+    </w:p>
+    <w:p>
+      <w:pPr>
+        <w:spacing w:after="160"/>
+      </w:pPr>
+      <w:r>
+        <w:rPr>
+          <w:b/>
+        </w:rPr>
+        <w:t>3. 作者名单现在就在 EM 里改好。</w:t>
+      </w:r>
+      <w:r>
+        <w:t xml:space="preserve"> 须知第 4 页：稿件提交后再增删或调整作者，要由通讯作者填 Authorship Change Request 表，附全体作者（含新增者）的书面同意，经编辑批准，录用后一律不能改。这份稿件目前还没完成提交，所以现在改最省事。</w:t>
+      </w:r>
+    </w:p>
+    <w:p>
+      <w:pPr>
+        <w:spacing w:after="160"/>
+      </w:pPr>
+      <w:r>
+        <w:rPr>
+          <w:b/>
+        </w:rPr>
+        <w:t>4. 字数口径。</w:t>
       </w:r>
       <w:r>
         <w:t xml:space="preserve"> 须知写“研究论文不超过 4,000 词，含摘要、图例，参考文献最多 40 条”。若参考文献文字也算在内，本稿是：正文 2,977 + 摘要 249 + 图例 247 = 3,473 词；加参考文献 851 词（含 DOI 链接）= 4,324 词，超出约 320 词。若只算前三项则没有超出。我不确定 EJR 怎么算，也没有为此删稿。若你想按最严口径，我可以删约 350 词，但要动正文，需要你同意。</w:t>

--- a/EJR_投稿操作单.docx
+++ b/EJR_投稿操作单.docx
@@ -423,7 +423,7 @@
         <w:t>Declarations</w:t>
       </w:r>
       <w:r>
-        <w:t xml:space="preserve"> → </w:t>
+        <w:t xml:space="preserve"> → 用 Elsevier 伦理声明工具（页面标题 “Confirm your ethical declaration”）生成并下载的 Word 文件。该页面写明 “you must download, review and upload your declaration in Editorial Manager”，所以这个类型大概率就是它。</w:t>
       </w:r>
       <w:r>
         <w:rPr>
@@ -432,7 +432,25 @@
         <w:t>EJR_5_Declarations.docx</w:t>
       </w:r>
       <w:r>
-        <w:t>。这个类型的用途须知里没有说明，我按“声明类内容”准备，内容匿名（伦理、知情同意、资助、数据可用性、AI 声明）。选类型时若页面有说明文字不同，截图给我</w:t>
+        <w:t xml:space="preserve"> 作为备用，工具文件可用时不上传。工具里的答案：涉及对象选 Human（不选 Animal）；“Confirm … complies with relevant laws” 打勾，Guidelines 填 Declaration of Helsinki；伦理委员会选 “Yes, and approved”，编号 2026R018-E01（若问委员会名称和日期：Institutional Review Board of Wuhan Children's Hospital (Wuhan Maternal and Child Healthcare Hospital)，2026 年 2 月 9 日）；临床试验选 No；</w:t>
+      </w:r>
+      <w:r>
+        <w:rPr>
+          <w:b/>
+        </w:rPr>
+        <w:t>参与者书面知情同意选 No</w:t>
+      </w:r>
+      <w:r>
+        <w:t>（本研究豁免了知情同意），说明理由写 “The requirement for informed consent was waived by the institutional review board because of the retrospective, de-identified design; no individual participant data, images or identifiable material are published.”；隐私权那一项打勾；</w:t>
+      </w:r>
+      <w:r>
+        <w:rPr>
+          <w:b/>
+        </w:rPr>
+        <w:t>人体生物材料选 No</w:t>
+      </w:r>
+      <w:r>
+        <w:t>（只用了病历和影像报告文字，没有器官、组织等材料，选 Yes 会生成关于捐献者同意的错误声明）；病例报告选 No。</w:t>
       </w:r>
     </w:p>
     <w:p>

--- a/EJR_投稿操作单.docx
+++ b/EJR_投稿操作单.docx
@@ -374,7 +374,7 @@
         <w:t>Declaration of competing interests</w:t>
       </w:r>
       <w:r>
-        <w:t xml:space="preserve"> → 用 Elsevier declarations tool 生成的 Word 文件。和 JACR 时一样，选 “I have nothing to declare”。作者名单要写全 10 位。JACR 时生成的那份只有 7 位，</w:t>
+        <w:t xml:space="preserve"> → 须知要求用 Elsevier declarations tool 生成 Word 文件，选 “I have nothing to declare”，作者名单写全 10 位。JACR 时生成的那份只有 7 位，</w:t>
       </w:r>
       <w:r>
         <w:rPr>
@@ -383,7 +383,16 @@
         <w:t>不能重用</w:t>
       </w:r>
       <w:r>
-        <w:t>，要重新生成</w:t>
+        <w:t xml:space="preserve">。工具暂时用不了时，用备用文件 </w:t>
+      </w:r>
+      <w:r>
+        <w:rPr>
+          <w:rFonts w:ascii="Courier New" w:hAnsi="Courier New"/>
+        </w:rPr>
+        <w:t>EJR_7_Declaration_of_competing_interests.docx</w:t>
+      </w:r>
+      <w:r>
+        <w:t>（Elsevier 标准的“无利益冲突”句，列了 10 位作者）。这是我按标准句写的，不是工具生成的；10 位作者（含新增的 3 位）都要确认确实没有利益冲突</w:t>
       </w:r>
     </w:p>
     <w:p>

--- a/EJR_投稿操作单.docx
+++ b/EJR_投稿操作单.docx
@@ -1083,7 +1083,84 @@
         <w:pStyle w:val="Heading1"/>
       </w:pPr>
       <w:r>
-        <w:t>六、之后（现在不用做）</w:t>
+        <w:t>六、编辑部退回意见（2026-10-17）</w:t>
+      </w:r>
+    </w:p>
+    <w:p>
+      <w:pPr>
+        <w:spacing w:after="160"/>
+      </w:pPr>
+      <w:r>
+        <w:t>编辑部来信 “Send Back to Author: Request Edit Submission”：补充材料文件 “EJR_Supplement_1_NLP_and_report_audit” 里出现了其他语言（中文），要求改成英文。</w:t>
+      </w:r>
+    </w:p>
+    <w:p>
+      <w:pPr>
+        <w:spacing w:after="160"/>
+      </w:pPr>
+      <w:r>
+        <w:t xml:space="preserve">处理：补充材料 1 里所有中文（规则词表、阴性词、例句、字段名、表 S1 的正则表达式）都改成英文翻译，文件里已没有中文字符；其余文件本来就是纯英文，已逐个核对。原始中文的规则和正则表达式没有丢：分类规则本来就在 </w:t>
+      </w:r>
+      <w:r>
+        <w:rPr>
+          <w:rFonts w:ascii="Courier New" w:hAnsi="Courier New"/>
+        </w:rPr>
+        <w:t>Supplement_1_classifier.py</w:t>
+      </w:r>
+      <w:r>
+        <w:t xml:space="preserve"> 里，表 S1 的原始正则表达式和数据库检索字符串这次追加到了该脚本末尾（变量 </w:t>
+      </w:r>
+      <w:r>
+        <w:rPr>
+          <w:rFonts w:ascii="Courier New" w:hAnsi="Courier New"/>
+        </w:rPr>
+        <w:t>CONTENT_PATTERNS</w:t>
+      </w:r>
+      <w:r>
+        <w:t>、</w:t>
+      </w:r>
+      <w:r>
+        <w:rPr>
+          <w:rFonts w:ascii="Courier New" w:hAnsi="Courier New"/>
+        </w:rPr>
+        <w:t>OPERATIVE_SEARCH</w:t>
+      </w:r>
+      <w:r>
+        <w:t>）。脚本里的中文是代码要匹配中文报告所必需的，补充材料 1 的正文已写明这一点。</w:t>
+      </w:r>
+    </w:p>
+    <w:p>
+      <w:pPr>
+        <w:spacing w:after="160"/>
+      </w:pPr>
+      <w:r>
+        <w:t xml:space="preserve">在 EM 里的操作（按来信步骤）：登录 https://www.editorialmanager.com/ejr/ → “Submissions/Revisions Sent Back to Author” → “Edit Submission/Revision” → 左侧 “Attach Files”：删掉旧的 Supplementary Material 里的 </w:t>
+      </w:r>
+      <w:r>
+        <w:rPr>
+          <w:rFonts w:ascii="Courier New" w:hAnsi="Courier New"/>
+        </w:rPr>
+        <w:t>EJR_Supplement_1_NLP_and_report_audit.docx</w:t>
+      </w:r>
+      <w:r>
+        <w:t xml:space="preserve">，上传新版同名文件；同样替换 </w:t>
+      </w:r>
+      <w:r>
+        <w:rPr>
+          <w:rFonts w:ascii="Courier New" w:hAnsi="Courier New"/>
+        </w:rPr>
+        <w:t>Supplement_1_classifier.py</w:t>
+      </w:r>
+      <w:r>
+        <w:t>（它也更新了）；然后点 “Build PDF for my Approval”，打开生成的 PDF 查看并批准。</w:t>
+      </w:r>
+    </w:p>
+    <w:p>
+      <w:pPr>
+        <w:pStyle w:val="Heading1"/>
+      </w:pPr>
+      <w:r>
+        <w:t>七、之后（现在不用做）</w:t>
       </w:r>
     </w:p>
     <w:p>
